--- a/BACKUP&RECOVERY/07장/07장_NOARCHIVELOG_복구_리두로그_복합장애.docx
+++ b/BACKUP&RECOVERY/07장/07장_NOARCHIVELOG_복구_리두로그_복합장애.docx
@@ -441,7 +441,7 @@
                 <w:color w:val="E6E6E6"/>
                 <w:sz w:val="19"/>
               </w:rPr>
-              <w:t xml:space="preserve">         1          8 CURRENT     200 /u01/app/oracle/oradata/ORCL/redo01.log</w:t>
+              <w:t xml:space="preserve">         1          8 CURRENT     200 /u01/app/oracle/oradata/orcl/redo01.log</w:t>
             </w:r>
           </w:p>
           <w:p>
@@ -455,7 +455,7 @@
                 <w:color w:val="E6E6E6"/>
                 <w:sz w:val="19"/>
               </w:rPr>
-              <w:t xml:space="preserve">         1          8 CURRENT     200 /u02/oradata/ORCL/redo01b.log</w:t>
+              <w:t xml:space="preserve">         1          8 CURRENT     200 /u02/oradata/orcl/redo01b.log</w:t>
             </w:r>
           </w:p>
           <w:p>
@@ -469,7 +469,7 @@
                 <w:color w:val="E6E6E6"/>
                 <w:sz w:val="19"/>
               </w:rPr>
-              <w:t xml:space="preserve">         3          6 INACTIVE    200 /u01/app/oracle/oradata/ORCL/redo03.log</w:t>
+              <w:t xml:space="preserve">         3          6 INACTIVE    200 /u01/app/oracle/oradata/orcl/redo03.log</w:t>
             </w:r>
           </w:p>
           <w:p>
@@ -483,7 +483,7 @@
                 <w:color w:val="E6E6E6"/>
                 <w:sz w:val="19"/>
               </w:rPr>
-              <w:t xml:space="preserve">         3          6 INACTIVE    200 /u02/oradata/ORCL/redo03b.log</w:t>
+              <w:t xml:space="preserve">         3          6 INACTIVE    200 /u02/oradata/orcl/redo03b.log</w:t>
             </w:r>
           </w:p>
           <w:p>
@@ -497,7 +497,7 @@
                 <w:color w:val="E6E6E6"/>
                 <w:sz w:val="19"/>
               </w:rPr>
-              <w:t xml:space="preserve">         4          7 INACTIVE    200 /u01/app/oracle/oradata/ORCL/redo04.log</w:t>
+              <w:t xml:space="preserve">         4          7 INACTIVE    200 /u01/app/oracle/oradata/orcl/redo04.log</w:t>
             </w:r>
           </w:p>
           <w:p>
@@ -511,7 +511,7 @@
                 <w:color w:val="E6E6E6"/>
                 <w:sz w:val="19"/>
               </w:rPr>
-              <w:t xml:space="preserve">         4          7 INACTIVE    200 /u02/oradata/ORCL/redo04b.log</w:t>
+              <w:t xml:space="preserve">         4          7 INACTIVE    200 /u02/oradata/orcl/redo04b.log</w:t>
             </w:r>
           </w:p>
           <w:p>
@@ -1179,7 +1179,7 @@
                 <w:color w:val="E6E6E6"/>
                 <w:sz w:val="19"/>
               </w:rPr>
-              <w:t xml:space="preserve">         3 /u01/app/oracle/oradata/ORCL/redo03.log      INVALID</w:t>
+              <w:t xml:space="preserve">         3 /u01/app/oracle/oradata/orcl/redo03.log      INVALID</w:t>
             </w:r>
           </w:p>
           <w:p>
@@ -1221,7 +1221,7 @@
                 <w:color w:val="E6E6E6"/>
                 <w:sz w:val="19"/>
               </w:rPr>
-              <w:t>SYS@orcl&gt; !cp -p /u02/oradata/ORCL/redo03b.log \</w:t>
+              <w:t>SYS@orcl&gt; !cp -p /u02/oradata/orcl/redo03b.log \</w:t>
             </w:r>
           </w:p>
           <w:p>
@@ -1235,7 +1235,7 @@
                 <w:color w:val="E6E6E6"/>
                 <w:sz w:val="19"/>
               </w:rPr>
-              <w:t xml:space="preserve">                 /u01/app/oracle/oradata/ORCL/redo03.log</w:t>
+              <w:t xml:space="preserve">                 /u01/app/oracle/oradata/orcl/redo03.log</w:t>
             </w:r>
           </w:p>
           <w:p>
@@ -1291,7 +1291,7 @@
                 <w:color w:val="E6E6E6"/>
                 <w:sz w:val="19"/>
               </w:rPr>
-              <w:t xml:space="preserve">  2    '/u01/app/oracle/oradata/ORCL/redo03.log';</w:t>
+              <w:t xml:space="preserve">  2    '/u01/app/oracle/oradata/orcl/redo03.log';</w:t>
             </w:r>
           </w:p>
           <w:p>
@@ -1319,7 +1319,7 @@
                 <w:color w:val="E6E6E6"/>
                 <w:sz w:val="19"/>
               </w:rPr>
-              <w:t xml:space="preserve">  2    '/u01/app/oracle/oradata/ORCL/redo03.log' TO GROUP 3;</w:t>
+              <w:t xml:space="preserve">  2    '/u01/app/oracle/oradata/orcl/redo03.log' TO GROUP 3;</w:t>
             </w:r>
           </w:p>
           <w:p>
@@ -2435,7 +2435,7 @@
                 <w:color w:val="E6E6E6"/>
                 <w:sz w:val="19"/>
               </w:rPr>
-              <w:t>ORA-00312: online log 3 thread 1: '/u01/app/oracle/oradata/ORCL/redo03.log'</w:t>
+              <w:t>ORA-00312: online log 3 thread 1: '/u01/app/oracle/oradata/orcl/redo03.log'</w:t>
             </w:r>
           </w:p>
           <w:p>
@@ -2449,7 +2449,7 @@
                 <w:color w:val="E6E6E6"/>
                 <w:sz w:val="19"/>
               </w:rPr>
-              <w:t>ORA-00312: online log 3 thread 1: '/u02/oradata/ORCL/redo03b.log'</w:t>
+              <w:t>ORA-00312: online log 3 thread 1: '/u02/oradata/orcl/redo03b.log'</w:t>
             </w:r>
           </w:p>
           <w:p>
@@ -2901,7 +2901,7 @@
                 <w:color w:val="E6E6E6"/>
                 <w:sz w:val="19"/>
               </w:rPr>
-              <w:t>ORA-00312: online log 1 thread 1: '/u01/app/oracle/oradata/ORCL/redo01.log'</w:t>
+              <w:t>ORA-00312: online log 1 thread 1: '/u01/app/oracle/oradata/orcl/redo01.log'</w:t>
             </w:r>
           </w:p>
           <w:p>
@@ -3692,7 +3692,7 @@
                 <w:color w:val="E6E6E6"/>
                 <w:sz w:val="19"/>
               </w:rPr>
-              <w:t>/u01/app/oracle/oradata/ORCL/redo03.log</w:t>
+              <w:t>/u01/app/oracle/oradata/orcl/redo03.log</w:t>
             </w:r>
           </w:p>
           <w:p>
@@ -3706,7 +3706,7 @@
                 <w:color w:val="E6E6E6"/>
                 <w:sz w:val="19"/>
               </w:rPr>
-              <w:t>/u02/oradata/ORCL/redo03b.log</w:t>
+              <w:t>/u02/oradata/orcl/redo03b.log</w:t>
             </w:r>
           </w:p>
           <w:p>
@@ -3762,7 +3762,7 @@
                 <w:color w:val="E6E6E6"/>
                 <w:sz w:val="19"/>
               </w:rPr>
-              <w:t>SYS@orcl&gt; !ls -l /u01/app/oracle/oradata/ORCL/redo03.log</w:t>
+              <w:t>SYS@orcl&gt; !ls -l /u01/app/oracle/oradata/orcl/redo03.log</w:t>
             </w:r>
           </w:p>
           <w:p>
@@ -3776,7 +3776,7 @@
                 <w:color w:val="E6E6E6"/>
                 <w:sz w:val="19"/>
               </w:rPr>
-              <w:t>-rw-r-----. 1 oracle oinstall 209715712 May 10 18:20 redo03.log</w:t>
+              <w:t>-rw-r-----. 1 oracle dba 209715712 May 10 18:20 redo03.log</w:t>
             </w:r>
           </w:p>
           <w:p>
@@ -4772,7 +4772,7 @@
                 <w:color w:val="E6E6E6"/>
                 <w:sz w:val="19"/>
               </w:rPr>
-              <w:t>ORA-01110: data file 1: '/u01/app/oracle/oradata/ORCL/system01.dbf'</w:t>
+              <w:t>ORA-01110: data file 1: '/u01/app/oracle/oradata/orcl/system01.dbf'</w:t>
             </w:r>
           </w:p>
           <w:p>
@@ -5881,7 +5881,7 @@
                 <w:color w:val="E6E6E6"/>
                 <w:sz w:val="19"/>
               </w:rPr>
-              <w:t>ORA-00202: control file: '/u01/app/oracle/oradata/ORCL/control01.ctl'</w:t>
+              <w:t>ORA-00202: control file: '/u01/app/oracle/oradata/orcl/control01.ctl'</w:t>
             </w:r>
           </w:p>
           <w:p>
@@ -5909,7 +5909,7 @@
                 <w:color w:val="E6E6E6"/>
                 <w:sz w:val="19"/>
               </w:rPr>
-              <w:t xml:space="preserve">           '/u01/app/oracle/oradata/ORCL/redo01.log' - file cannot be created</w:t>
+              <w:t xml:space="preserve">           '/u01/app/oracle/oradata/orcl/redo01.log' - file cannot be created</w:t>
             </w:r>
           </w:p>
           <w:p>
@@ -7699,7 +7699,7 @@
                 <w:color w:val="E6E6E6"/>
                 <w:sz w:val="19"/>
               </w:rPr>
-              <w:t xml:space="preserve">  3  TO '/u01/app/oracle/oradata/ORCL/users02.dbf';</w:t>
+              <w:t xml:space="preserve">  3  TO '/u01/app/oracle/oradata/orcl/users02.dbf';</w:t>
             </w:r>
           </w:p>
           <w:p>
@@ -7797,7 +7797,7 @@
                 <w:color w:val="E6E6E6"/>
                 <w:sz w:val="19"/>
               </w:rPr>
-              <w:t xml:space="preserve">         8 /u01/app/oracle/oradata/ORCL/users02.dbf      ONLINE</w:t>
+              <w:t xml:space="preserve">         8 /u01/app/oracle/oradata/orcl/users02.dbf      ONLINE</w:t>
             </w:r>
           </w:p>
           <w:p>
@@ -7895,7 +7895,7 @@
                 <w:color w:val="E6E6E6"/>
                 <w:sz w:val="19"/>
               </w:rPr>
-              <w:t xml:space="preserve">  2  AS '/u01/app/oracle/oradata/ORCL/users02.dbf';</w:t>
+              <w:t xml:space="preserve">  2  AS '/u01/app/oracle/oradata/orcl/users02.dbf';</w:t>
             </w:r>
           </w:p>
         </w:tc>
